--- a/assets/cvs/Back-End NestJs/Assem_habib_CV_NESTJS.docx
+++ b/assets/cvs/Back-End NestJs/Assem_habib_CV_NESTJS.docx
@@ -115,21 +115,7 @@
             <w:rStyle w:val="Hyperlink"/>
             <w:rFonts w:ascii="Calibri" w:hAnsi="Calibri" w:cs="Calibri"/>
           </w:rPr>
-          <w:t>099assemhb@gm</w:t>
-        </w:r>
-        <w:r>
-          <w:rPr>
-            <w:rStyle w:val="Hyperlink"/>
-            <w:rFonts w:ascii="Calibri" w:hAnsi="Calibri" w:cs="Calibri"/>
-          </w:rPr>
-          <w:t>a</w:t>
-        </w:r>
-        <w:r>
-          <w:rPr>
-            <w:rStyle w:val="Hyperlink"/>
-            <w:rFonts w:ascii="Calibri" w:hAnsi="Calibri" w:cs="Calibri"/>
-          </w:rPr>
-          <w:t>il.com</w:t>
+          <w:t>099assemhb@gmail.com</w:t>
         </w:r>
       </w:hyperlink>
       <w:r>
@@ -158,21 +144,7 @@
             <w:rStyle w:val="Hyperlink"/>
             <w:rFonts w:ascii="Calibri" w:hAnsi="Calibri" w:cs="Calibri"/>
           </w:rPr>
-          <w:t>assem</w:t>
-        </w:r>
-        <w:r>
-          <w:rPr>
-            <w:rStyle w:val="Hyperlink"/>
-            <w:rFonts w:ascii="Calibri" w:hAnsi="Calibri" w:cs="Calibri"/>
-          </w:rPr>
-          <w:t>2</w:t>
-        </w:r>
-        <w:r>
-          <w:rPr>
-            <w:rStyle w:val="Hyperlink"/>
-            <w:rFonts w:ascii="Calibri" w:hAnsi="Calibri" w:cs="Calibri"/>
-          </w:rPr>
-          <w:t>023-habib</w:t>
+          <w:t>assem2023-habib</w:t>
         </w:r>
       </w:hyperlink>
       <w:r>
@@ -201,21 +173,28 @@
             <w:rStyle w:val="Hyperlink"/>
             <w:rFonts w:ascii="Calibri" w:hAnsi="Calibri" w:cs="Calibri"/>
           </w:rPr>
-          <w:t>assem-habib-5236</w:t>
+          <w:t>assem-habib-5236a423b</w:t>
         </w:r>
+      </w:hyperlink>
+      <w:r>
+        <w:br/>
+      </w:r>
+      <w:r>
+        <w:rPr>
+          <w:b/>
+          <w:bCs/>
+        </w:rPr>
+        <w:t>Portifolio</w:t>
+      </w:r>
+      <w:r>
+        <w:t xml:space="preserve">: </w:t>
+      </w:r>
+      <w:hyperlink r:id="rId8" w:history="1">
         <w:r>
           <w:rPr>
             <w:rStyle w:val="Hyperlink"/>
-            <w:rFonts w:ascii="Calibri" w:hAnsi="Calibri" w:cs="Calibri"/>
           </w:rPr>
-          <w:t>a</w:t>
-        </w:r>
-        <w:r>
-          <w:rPr>
-            <w:rStyle w:val="Hyperlink"/>
-            <w:rFonts w:ascii="Calibri" w:hAnsi="Calibri" w:cs="Calibri"/>
-          </w:rPr>
-          <w:t>423b</w:t>
+          <w:t>assem2023-habib/portifolio</w:t>
         </w:r>
       </w:hyperlink>
     </w:p>
@@ -230,7 +209,7 @@
           <w:rFonts w:ascii="Calibri" w:hAnsi="Calibri" w:cs="Calibri"/>
         </w:rPr>
         <w:pict w14:anchorId="3F68E058">
-          <v:rect id="_x0000_i1025" style="width:0;height:1.5pt" o:hralign="center" o:hrstd="t" o:hr="t" fillcolor="#a0a0a0" stroked="f"/>
+          <v:rect id="_x0000_i1026" style="width:0;height:1.5pt" o:hralign="center" o:hrstd="t" o:hr="t" fillcolor="#a0a0a0" stroked="f"/>
         </w:pict>
       </w:r>
     </w:p>
@@ -338,7 +317,7 @@
           <w:rFonts w:ascii="Calibri" w:hAnsi="Calibri" w:cs="Calibri"/>
         </w:rPr>
         <w:pict w14:anchorId="35735D98">
-          <v:rect id="_x0000_i1036" style="width:0;height:1.5pt" o:hralign="center" o:hrstd="t" o:hr="t" fillcolor="#a0a0a0" stroked="f"/>
+          <v:rect id="_x0000_i1027" style="width:0;height:1.5pt" o:hralign="center" o:hrstd="t" o:hr="t" fillcolor="#a0a0a0" stroked="f"/>
         </w:pict>
       </w:r>
     </w:p>
@@ -568,7 +547,7 @@
           <w:rFonts w:ascii="Calibri" w:hAnsi="Calibri" w:cs="Calibri"/>
         </w:rPr>
         <w:pict w14:anchorId="25DA70F4">
-          <v:rect id="_x0000_i1039" style="width:0;height:1.5pt" o:hralign="center" o:bullet="t" o:hrstd="t" o:hr="t" fillcolor="#a0a0a0" stroked="f"/>
+          <v:rect id="_x0000_i1028" style="width:0;height:1.5pt" o:hralign="center" o:bullet="t" o:hrstd="t" o:hr="t" fillcolor="#a0a0a0" stroked="f"/>
         </w:pict>
       </w:r>
     </w:p>
@@ -622,7 +601,32 @@
           <w:b/>
           <w:bCs/>
         </w:rPr>
-        <w:t>Independent Projects – Remote | 6 Months</w:t>
+        <w:t xml:space="preserve">Independent Projects – Remote | </w:t>
+      </w:r>
+      <w:r>
+        <w:rPr>
+          <w:rFonts w:ascii="Calibri" w:hAnsi="Calibri" w:cs="Calibri" w:hint="cs"/>
+          <w:b/>
+          <w:bCs/>
+          <w:rtl/>
+        </w:rPr>
+        <w:t>2025</w:t>
+      </w:r>
+      <w:r>
+        <w:rPr>
+          <w:rFonts w:ascii="Calibri" w:hAnsi="Calibri" w:cs="Calibri"/>
+          <w:b/>
+          <w:bCs/>
+        </w:rPr>
+        <w:t xml:space="preserve"> </w:t>
+      </w:r>
+      <w:r>
+        <w:rPr>
+          <w:rFonts w:ascii="Calibri" w:hAnsi="Calibri" w:cs="Calibri"/>
+          <w:b/>
+          <w:bCs/>
+        </w:rPr>
+        <w:t>- present</w:t>
       </w:r>
     </w:p>
     <w:p>
@@ -639,29 +643,15 @@
         <w:rPr>
           <w:rFonts w:ascii="Calibri" w:hAnsi="Calibri" w:cs="Calibri"/>
         </w:rPr>
-        <w:t xml:space="preserve">Developed and maintained </w:t>
-      </w:r>
-      <w:r>
-        <w:rPr>
-          <w:rFonts w:ascii="Calibri" w:hAnsi="Calibri" w:cs="Calibri"/>
-          <w:b/>
-          <w:bCs/>
-        </w:rPr>
-        <w:t>scalable backend systems</w:t>
-      </w:r>
-      <w:r>
-        <w:rPr>
-          <w:rFonts w:ascii="Calibri" w:hAnsi="Calibri" w:cs="Calibri"/>
-        </w:rPr>
-        <w:t xml:space="preserve"> using </w:t>
-      </w:r>
-      <w:r>
-        <w:rPr>
-          <w:rFonts w:ascii="Calibri" w:hAnsi="Calibri" w:cs="Calibri"/>
-          <w:b/>
-          <w:bCs/>
-        </w:rPr>
-        <w:t>Node.js</w:t>
+        <w:t xml:space="preserve">Developed scalable backend systems using </w:t>
+      </w:r>
+      <w:r>
+        <w:rPr>
+          <w:rFonts w:ascii="Calibri" w:hAnsi="Calibri" w:cs="Calibri"/>
+          <w:b/>
+          <w:bCs/>
+        </w:rPr>
+        <w:t>NestJS</w:t>
       </w:r>
       <w:r>
         <w:rPr>
@@ -675,7 +665,35 @@
           <w:b/>
           <w:bCs/>
         </w:rPr>
-        <w:t>NestJS</w:t>
+        <w:t>Express</w:t>
+      </w:r>
+      <w:r>
+        <w:rPr>
+          <w:rFonts w:ascii="Calibri" w:hAnsi="Calibri" w:cs="Calibri"/>
+        </w:rPr>
+        <w:t>.</w:t>
+      </w:r>
+      <w:r>
+        <w:rPr>
+          <w:rFonts w:ascii="Calibri" w:hAnsi="Calibri" w:cs="Calibri"/>
+          <w:b/>
+          <w:bCs/>
+        </w:rPr>
+        <w:t>js</w:t>
+      </w:r>
+      <w:r>
+        <w:rPr>
+          <w:rFonts w:ascii="Calibri" w:hAnsi="Calibri" w:cs="Calibri"/>
+        </w:rPr>
+        <w:t xml:space="preserve">, </w:t>
+      </w:r>
+      <w:r>
+        <w:rPr>
+          <w:rFonts w:ascii="Calibri" w:hAnsi="Calibri" w:cs="Calibri"/>
+          <w:b/>
+          <w:bCs/>
+        </w:rPr>
+        <w:t>PostgreSQL</w:t>
       </w:r>
       <w:r>
         <w:rPr>
@@ -689,49 +707,7 @@
           <w:b/>
           <w:bCs/>
         </w:rPr>
-        <w:t>Express.js</w:t>
-      </w:r>
-      <w:r>
-        <w:rPr>
-          <w:rFonts w:ascii="Calibri" w:hAnsi="Calibri" w:cs="Calibri"/>
-        </w:rPr>
-        <w:t xml:space="preserve">, integrating </w:t>
-      </w:r>
-      <w:r>
-        <w:rPr>
-          <w:rFonts w:ascii="Calibri" w:hAnsi="Calibri" w:cs="Calibri"/>
-          <w:b/>
-          <w:bCs/>
-        </w:rPr>
-        <w:t>PostgreSQL</w:t>
-      </w:r>
-      <w:r>
-        <w:rPr>
-          <w:rFonts w:ascii="Calibri" w:hAnsi="Calibri" w:cs="Calibri"/>
-        </w:rPr>
-        <w:t xml:space="preserve">, </w:t>
-      </w:r>
-      <w:r>
-        <w:rPr>
-          <w:rFonts w:ascii="Calibri" w:hAnsi="Calibri" w:cs="Calibri"/>
-          <w:b/>
-          <w:bCs/>
-        </w:rPr>
         <w:t>Redis</w:t>
-      </w:r>
-      <w:r>
-        <w:rPr>
-          <w:rFonts w:ascii="Calibri" w:hAnsi="Calibri" w:cs="Calibri"/>
-        </w:rPr>
-        <w:t xml:space="preserve">, and </w:t>
-      </w:r>
-      <w:r>
-        <w:rPr>
-          <w:rFonts w:ascii="Calibri" w:hAnsi="Calibri" w:cs="Calibri"/>
-          <w:b/>
-          <w:bCs/>
-        </w:rPr>
-        <w:t>RESTful APIs</w:t>
       </w:r>
       <w:r>
         <w:rPr>
@@ -756,49 +732,35 @@
         <w:rPr>
           <w:rFonts w:ascii="Calibri" w:hAnsi="Calibri" w:cs="Calibri"/>
         </w:rPr>
-        <w:t xml:space="preserve">Designed and implemented </w:t>
-      </w:r>
-      <w:r>
-        <w:rPr>
-          <w:rFonts w:ascii="Calibri" w:hAnsi="Calibri" w:cs="Calibri"/>
-          <w:b/>
-          <w:bCs/>
-        </w:rPr>
-        <w:t>secure authentication systems</w:t>
-      </w:r>
-      <w:r>
-        <w:rPr>
-          <w:rFonts w:ascii="Calibri" w:hAnsi="Calibri" w:cs="Calibri"/>
-        </w:rPr>
-        <w:t xml:space="preserve">, </w:t>
-      </w:r>
-      <w:r>
-        <w:rPr>
-          <w:rFonts w:ascii="Calibri" w:hAnsi="Calibri" w:cs="Calibri"/>
-          <w:b/>
-          <w:bCs/>
-        </w:rPr>
-        <w:t>role-based access control</w:t>
-      </w:r>
-      <w:r>
-        <w:rPr>
-          <w:rFonts w:ascii="Calibri" w:hAnsi="Calibri" w:cs="Calibri"/>
-        </w:rPr>
-        <w:t xml:space="preserve">, and </w:t>
-      </w:r>
-      <w:r>
-        <w:rPr>
-          <w:rFonts w:ascii="Calibri" w:hAnsi="Calibri" w:cs="Calibri"/>
-          <w:b/>
-          <w:bCs/>
-        </w:rPr>
-        <w:t>business workflows</w:t>
-      </w:r>
-      <w:r>
-        <w:rPr>
-          <w:rFonts w:ascii="Calibri" w:hAnsi="Calibri" w:cs="Calibri"/>
-        </w:rPr>
-        <w:t xml:space="preserve"> for multiple client projects</w:t>
+        <w:t xml:space="preserve">Implemented authentication, </w:t>
+      </w:r>
+      <w:r>
+        <w:rPr>
+          <w:rFonts w:ascii="Calibri" w:hAnsi="Calibri" w:cs="Calibri"/>
+          <w:b/>
+          <w:bCs/>
+        </w:rPr>
+        <w:t>RBAC</w:t>
+      </w:r>
+      <w:r>
+        <w:rPr>
+          <w:rFonts w:ascii="Calibri" w:hAnsi="Calibri" w:cs="Calibri"/>
+        </w:rPr>
+        <w:t xml:space="preserve">, business workflows, and </w:t>
+      </w:r>
+      <w:r>
+        <w:rPr>
+          <w:rFonts w:ascii="Calibri" w:hAnsi="Calibri" w:cs="Calibri"/>
+          <w:b/>
+          <w:bCs/>
+        </w:rPr>
+        <w:t>RESTful</w:t>
+      </w:r>
+      <w:r>
+        <w:rPr>
+          <w:rFonts w:ascii="Calibri" w:hAnsi="Calibri" w:cs="Calibri"/>
+        </w:rPr>
+        <w:t xml:space="preserve"> APIs</w:t>
       </w:r>
       <w:r>
         <w:rPr>
@@ -821,22 +783,7 @@
         <w:rPr>
           <w:rFonts w:ascii="Calibri" w:hAnsi="Calibri" w:cs="Calibri"/>
         </w:rPr>
-        <w:lastRenderedPageBreak/>
-        <w:t xml:space="preserve">Built and integrated </w:t>
-      </w:r>
-      <w:r>
-        <w:rPr>
-          <w:rFonts w:ascii="Calibri" w:hAnsi="Calibri" w:cs="Calibri"/>
-          <w:b/>
-          <w:bCs/>
-        </w:rPr>
-        <w:t>smart cart systems, order lifecycle management, and payment workflows</w:t>
-      </w:r>
-      <w:r>
-        <w:rPr>
-          <w:rFonts w:ascii="Calibri" w:hAnsi="Calibri" w:cs="Calibri"/>
-        </w:rPr>
-        <w:t xml:space="preserve"> for e-commerce platforms</w:t>
+        <w:t>Built e-commerce and delivery platform modules including orders, payments, and notifications</w:t>
       </w:r>
       <w:r>
         <w:rPr>
@@ -859,49 +806,7 @@
         <w:rPr>
           <w:rFonts w:ascii="Calibri" w:hAnsi="Calibri" w:cs="Calibri"/>
         </w:rPr>
-        <w:t xml:space="preserve">Developed </w:t>
-      </w:r>
-      <w:r>
-        <w:rPr>
-          <w:rFonts w:ascii="Calibri" w:hAnsi="Calibri" w:cs="Calibri"/>
-          <w:b/>
-          <w:bCs/>
-        </w:rPr>
-        <w:t>real-time features</w:t>
-      </w:r>
-      <w:r>
-        <w:rPr>
-          <w:rFonts w:ascii="Calibri" w:hAnsi="Calibri" w:cs="Calibri"/>
-        </w:rPr>
-        <w:t xml:space="preserve"> using </w:t>
-      </w:r>
-      <w:r>
-        <w:rPr>
-          <w:rFonts w:ascii="Calibri" w:hAnsi="Calibri" w:cs="Calibri"/>
-          <w:b/>
-          <w:bCs/>
-        </w:rPr>
-        <w:t>Firebase Realtime Database</w:t>
-      </w:r>
-      <w:r>
-        <w:rPr>
-          <w:rFonts w:ascii="Calibri" w:hAnsi="Calibri" w:cs="Calibri"/>
-        </w:rPr>
-        <w:t xml:space="preserve"> and </w:t>
-      </w:r>
-      <w:r>
-        <w:rPr>
-          <w:rFonts w:ascii="Calibri" w:hAnsi="Calibri" w:cs="Calibri"/>
-          <w:b/>
-          <w:bCs/>
-        </w:rPr>
-        <w:t>push notifications</w:t>
-      </w:r>
-      <w:r>
-        <w:rPr>
-          <w:rFonts w:ascii="Calibri" w:hAnsi="Calibri" w:cs="Calibri"/>
-        </w:rPr>
-        <w:t xml:space="preserve"> for user engagement and operational tracking</w:t>
+        <w:t>Developed background jobs, scheduled tasks, and real-time features</w:t>
       </w:r>
       <w:r>
         <w:rPr>
@@ -924,49 +829,7 @@
         <w:rPr>
           <w:rFonts w:ascii="Calibri" w:hAnsi="Calibri" w:cs="Calibri"/>
         </w:rPr>
-        <w:t xml:space="preserve">Created </w:t>
-      </w:r>
-      <w:r>
-        <w:rPr>
-          <w:rFonts w:ascii="Calibri" w:hAnsi="Calibri" w:cs="Calibri"/>
-          <w:b/>
-          <w:bCs/>
-        </w:rPr>
-        <w:t>frontend interfaces</w:t>
-      </w:r>
-      <w:r>
-        <w:rPr>
-          <w:rFonts w:ascii="Calibri" w:hAnsi="Calibri" w:cs="Calibri"/>
-        </w:rPr>
-        <w:t xml:space="preserve"> using </w:t>
-      </w:r>
-      <w:r>
-        <w:rPr>
-          <w:rFonts w:ascii="Calibri" w:hAnsi="Calibri" w:cs="Calibri"/>
-          <w:b/>
-          <w:bCs/>
-        </w:rPr>
-        <w:t>HTML, CSS, Bootstrap, Tailwind</w:t>
-      </w:r>
-      <w:r>
-        <w:rPr>
-          <w:rFonts w:ascii="Calibri" w:hAnsi="Calibri" w:cs="Calibri"/>
-        </w:rPr>
-        <w:t xml:space="preserve">, and </w:t>
-      </w:r>
-      <w:r>
-        <w:rPr>
-          <w:rFonts w:ascii="Calibri" w:hAnsi="Calibri" w:cs="Calibri"/>
-          <w:b/>
-          <w:bCs/>
-        </w:rPr>
-        <w:t>Flutter</w:t>
-      </w:r>
-      <w:r>
-        <w:rPr>
-          <w:rFonts w:ascii="Calibri" w:hAnsi="Calibri" w:cs="Calibri"/>
-        </w:rPr>
-        <w:t xml:space="preserve"> to support responsive client-side applications</w:t>
+        <w:t>Delivered projects independently from design to deployment</w:t>
       </w:r>
       <w:r>
         <w:rPr>
@@ -977,108 +840,6 @@
     </w:p>
     <w:p>
       <w:pPr>
-        <w:numPr>
-          <w:ilvl w:val="0"/>
-          <w:numId w:val="1"/>
-        </w:numPr>
-        <w:rPr>
-          <w:rFonts w:ascii="Calibri" w:hAnsi="Calibri" w:cs="Calibri"/>
-        </w:rPr>
-      </w:pPr>
-      <w:r>
-        <w:rPr>
-          <w:rFonts w:ascii="Calibri" w:hAnsi="Calibri" w:cs="Calibri"/>
-        </w:rPr>
-        <w:t xml:space="preserve">Implemented </w:t>
-      </w:r>
-      <w:r>
-        <w:rPr>
-          <w:rFonts w:ascii="Calibri" w:hAnsi="Calibri" w:cs="Calibri"/>
-          <w:b/>
-          <w:bCs/>
-        </w:rPr>
-        <w:t>automated background jobs</w:t>
-      </w:r>
-      <w:r>
-        <w:rPr>
-          <w:rFonts w:ascii="Calibri" w:hAnsi="Calibri" w:cs="Calibri"/>
-        </w:rPr>
-        <w:t xml:space="preserve"> and </w:t>
-      </w:r>
-      <w:r>
-        <w:rPr>
-          <w:rFonts w:ascii="Calibri" w:hAnsi="Calibri" w:cs="Calibri"/>
-          <w:b/>
-          <w:bCs/>
-        </w:rPr>
-        <w:t>cron-based tasks</w:t>
-      </w:r>
-      <w:r>
-        <w:rPr>
-          <w:rFonts w:ascii="Calibri" w:hAnsi="Calibri" w:cs="Calibri"/>
-        </w:rPr>
-        <w:t xml:space="preserve"> for notifications, inventory handling, and system maintenance</w:t>
-      </w:r>
-      <w:r>
-        <w:rPr>
-          <w:rFonts w:ascii="Calibri" w:hAnsi="Calibri" w:cs="Calibri"/>
-        </w:rPr>
-        <w:t>.</w:t>
-      </w:r>
-    </w:p>
-    <w:p>
-      <w:pPr>
-        <w:numPr>
-          <w:ilvl w:val="0"/>
-          <w:numId w:val="1"/>
-        </w:numPr>
-        <w:rPr>
-          <w:rFonts w:ascii="Calibri" w:hAnsi="Calibri" w:cs="Calibri"/>
-        </w:rPr>
-      </w:pPr>
-      <w:r>
-        <w:rPr>
-          <w:rFonts w:ascii="Calibri" w:hAnsi="Calibri" w:cs="Calibri"/>
-        </w:rPr>
-        <w:t xml:space="preserve">Delivered full development cycle independently, from </w:t>
-      </w:r>
-      <w:r>
-        <w:rPr>
-          <w:rFonts w:ascii="Calibri" w:hAnsi="Calibri" w:cs="Calibri"/>
-          <w:b/>
-          <w:bCs/>
-        </w:rPr>
-        <w:t>requirements gathering</w:t>
-      </w:r>
-      <w:r>
-        <w:rPr>
-          <w:rFonts w:ascii="Calibri" w:hAnsi="Calibri" w:cs="Calibri"/>
-        </w:rPr>
-        <w:t xml:space="preserve"> to </w:t>
-      </w:r>
-      <w:r>
-        <w:rPr>
-          <w:rFonts w:ascii="Calibri" w:hAnsi="Calibri" w:cs="Calibri"/>
-          <w:b/>
-          <w:bCs/>
-        </w:rPr>
-        <w:t>deployment</w:t>
-      </w:r>
-      <w:r>
-        <w:rPr>
-          <w:rFonts w:ascii="Calibri" w:hAnsi="Calibri" w:cs="Calibri"/>
-        </w:rPr>
-        <w:t>, demonstrating problem-solving, innovation, and ownership</w:t>
-      </w:r>
-      <w:r>
-        <w:rPr>
-          <w:rFonts w:ascii="Calibri" w:hAnsi="Calibri" w:cs="Calibri"/>
-        </w:rPr>
-        <w:t>.</w:t>
-      </w:r>
-    </w:p>
-    <w:p>
-      <w:pPr>
         <w:rPr>
           <w:rFonts w:ascii="Calibri" w:hAnsi="Calibri" w:cs="Calibri"/>
         </w:rPr>
@@ -1088,7 +849,7 @@
           <w:rFonts w:ascii="Calibri" w:hAnsi="Calibri" w:cs="Calibri"/>
         </w:rPr>
         <w:pict w14:anchorId="38791827">
-          <v:rect id="_x0000_i1040" style="width:0;height:1.5pt" o:hralign="center" o:hrstd="t" o:hr="t" fillcolor="#a0a0a0" stroked="f"/>
+          <v:rect id="_x0000_i1029" style="width:0;height:1.5pt" o:hralign="center" o:hrstd="t" o:hr="t" fillcolor="#a0a0a0" stroked="f"/>
         </w:pict>
       </w:r>
     </w:p>
@@ -1106,6 +867,7 @@
           <w:b/>
           <w:bCs/>
         </w:rPr>
+        <w:lastRenderedPageBreak/>
         <w:t>Projects</w:t>
       </w:r>
     </w:p>
@@ -1343,15 +1105,7 @@
           <w:b/>
           <w:bCs/>
         </w:rPr>
-        <w:t>Shehrezad – E-commerce Backend System</w:t>
-      </w:r>
-      <w:r>
-        <w:rPr>
-          <w:rFonts w:ascii="Calibri" w:hAnsi="Calibri" w:cs="Calibri"/>
-          <w:b/>
-          <w:bCs/>
-        </w:rPr>
-        <w:t xml:space="preserve"> </w:t>
+        <w:t xml:space="preserve">Shehrezad – E-commerce Backend System </w:t>
       </w:r>
       <w:r>
         <w:rPr>
@@ -1532,7 +1286,7 @@
           <w:numId w:val="2"/>
         </w:numPr>
         <w:rPr>
-          <w:rFonts w:ascii="Calibri" w:hAnsi="Calibri" w:cs="Calibri" w:hint="cs"/>
+          <w:rFonts w:ascii="Calibri" w:hAnsi="Calibri" w:cs="Calibri"/>
           <w:rtl/>
         </w:rPr>
       </w:pPr>
@@ -1560,7 +1314,7 @@
           <w:rFonts w:ascii="Calibri" w:hAnsi="Calibri" w:cs="Calibri"/>
         </w:rPr>
         <w:pict w14:anchorId="482C0739">
-          <v:rect id="_x0000_i1028" style="width:0;height:1.5pt" o:hralign="center" o:hrstd="t" o:hr="t" fillcolor="#a0a0a0" stroked="f"/>
+          <v:rect id="_x0000_i1030" style="width:0;height:1.5pt" o:hralign="center" o:hrstd="t" o:hr="t" fillcolor="#a0a0a0" stroked="f"/>
         </w:pict>
       </w:r>
     </w:p>
@@ -1593,7 +1347,6 @@
           <w:b/>
           <w:bCs/>
         </w:rPr>
-        <w:lastRenderedPageBreak/>
         <w:t>B.Sc. in Informatics Engineering – Software Engineering &amp; Information Systems</w:t>
       </w:r>
       <w:r>
@@ -1649,7 +1402,7 @@
           <w:rFonts w:ascii="Calibri" w:hAnsi="Calibri" w:cs="Calibri"/>
         </w:rPr>
         <w:pict w14:anchorId="5C1DF397">
-          <v:rect id="_x0000_i1029" style="width:0;height:1.5pt" o:hralign="center" o:hrstd="t" o:hr="t" fillcolor="#a0a0a0" stroked="f"/>
+          <v:rect id="_x0000_i1031" style="width:0;height:1.5pt" o:hralign="center" o:hrstd="t" o:hr="t" fillcolor="#a0a0a0" stroked="f"/>
         </w:pict>
       </w:r>
     </w:p>
@@ -1741,7 +1494,7 @@
     </w:p>
     <w:sectPr>
       <w:pgSz w:w="12240" w:h="15840"/>
-      <w:pgMar w:top="1440" w:right="1800" w:bottom="1440" w:left="1800" w:header="708" w:footer="708" w:gutter="0"/>
+      <w:pgMar w:top="648" w:right="648" w:bottom="648" w:left="648" w:header="706" w:footer="706" w:gutter="0"/>
       <w:cols w:space="708"/>
       <w:docGrid w:linePitch="360"/>
     </w:sectPr>
